--- a/tillsyn/A 33066-2026 tillsynsbegäran.docx
+++ b/tillsyn/A 33066-2026 tillsynsbegäran.docx
@@ -783,7 +783,7 @@
     <w:r>
       <w:tab/>
       <w:tab/>
-      <w:t>2026-09-14</w:t>
+      <w:t>2026-09-15</w:t>
       <w:br/>
       <w:br/>
     </w:r>

--- a/tillsyn/A 33066-2026 tillsynsbegäran.docx
+++ b/tillsyn/A 33066-2026 tillsynsbegäran.docx
@@ -783,7 +783,7 @@
     <w:r>
       <w:tab/>
       <w:tab/>
-      <w:t>2026-09-15</w:t>
+      <w:t>2026-09-16</w:t>
       <w:br/>
       <w:br/>
     </w:r>

--- a/tillsyn/A 33066-2026 tillsynsbegäran.docx
+++ b/tillsyn/A 33066-2026 tillsynsbegäran.docx
@@ -783,7 +783,7 @@
     <w:r>
       <w:tab/>
       <w:tab/>
-      <w:t>2026-09-16</w:t>
+      <w:t>2026-09-17</w:t>
       <w:br/>
       <w:br/>
     </w:r>

--- a/tillsyn/A 33066-2026 tillsynsbegäran.docx
+++ b/tillsyn/A 33066-2026 tillsynsbegäran.docx
@@ -783,7 +783,7 @@
     <w:r>
       <w:tab/>
       <w:tab/>
-      <w:t>2026-09-17</w:t>
+      <w:t>2026-09-18</w:t>
       <w:br/>
       <w:br/>
     </w:r>

--- a/tillsyn/A 33066-2026 tillsynsbegäran.docx
+++ b/tillsyn/A 33066-2026 tillsynsbegäran.docx
@@ -783,7 +783,7 @@
     <w:r>
       <w:tab/>
       <w:tab/>
-      <w:t>2026-09-18</w:t>
+      <w:t>2026-09-19</w:t>
       <w:br/>
       <w:br/>
     </w:r>

--- a/tillsyn/A 33066-2026 tillsynsbegäran.docx
+++ b/tillsyn/A 33066-2026 tillsynsbegäran.docx
@@ -783,7 +783,7 @@
     <w:r>
       <w:tab/>
       <w:tab/>
-      <w:t>2026-09-19</w:t>
+      <w:t>2026-09-21</w:t>
       <w:br/>
       <w:br/>
     </w:r>

--- a/tillsyn/A 33066-2026 tillsynsbegäran.docx
+++ b/tillsyn/A 33066-2026 tillsynsbegäran.docx
@@ -783,7 +783,7 @@
     <w:r>
       <w:tab/>
       <w:tab/>
-      <w:t>2026-09-21</w:t>
+      <w:t>2026-09-23</w:t>
       <w:br/>
       <w:br/>
     </w:r>

--- a/tillsyn/A 33066-2026 tillsynsbegäran.docx
+++ b/tillsyn/A 33066-2026 tillsynsbegäran.docx
@@ -783,7 +783,7 @@
     <w:r>
       <w:tab/>
       <w:tab/>
-      <w:t>2026-09-23</w:t>
+      <w:t>2026-09-24</w:t>
       <w:br/>
       <w:br/>
     </w:r>

--- a/tillsyn/A 33066-2026 tillsynsbegäran.docx
+++ b/tillsyn/A 33066-2026 tillsynsbegäran.docx
@@ -783,7 +783,7 @@
     <w:r>
       <w:tab/>
       <w:tab/>
-      <w:t>2026-09-24</w:t>
+      <w:t>2026-09-25</w:t>
       <w:br/>
       <w:br/>
     </w:r>

--- a/tillsyn/A 33066-2026 tillsynsbegäran.docx
+++ b/tillsyn/A 33066-2026 tillsynsbegäran.docx
@@ -783,7 +783,7 @@
     <w:r>
       <w:tab/>
       <w:tab/>
-      <w:t>2026-09-25</w:t>
+      <w:t>2026-09-26</w:t>
       <w:br/>
       <w:br/>
     </w:r>

--- a/tillsyn/A 33066-2026 tillsynsbegäran.docx
+++ b/tillsyn/A 33066-2026 tillsynsbegäran.docx
@@ -783,7 +783,7 @@
     <w:r>
       <w:tab/>
       <w:tab/>
-      <w:t>2026-09-26</w:t>
+      <w:t>2026-09-27</w:t>
       <w:br/>
       <w:br/>
     </w:r>

--- a/tillsyn/A 33066-2026 tillsynsbegäran.docx
+++ b/tillsyn/A 33066-2026 tillsynsbegäran.docx
@@ -783,7 +783,7 @@
     <w:r>
       <w:tab/>
       <w:tab/>
-      <w:t>2026-09-27</w:t>
+      <w:t>2026-09-28</w:t>
       <w:br/>
       <w:br/>
     </w:r>

--- a/tillsyn/A 33066-2026 tillsynsbegäran.docx
+++ b/tillsyn/A 33066-2026 tillsynsbegäran.docx
@@ -783,7 +783,7 @@
     <w:r>
       <w:tab/>
       <w:tab/>
-      <w:t>2026-09-28</w:t>
+      <w:t>2026-09-29</w:t>
       <w:br/>
       <w:br/>
     </w:r>

--- a/tillsyn/A 33066-2026 tillsynsbegäran.docx
+++ b/tillsyn/A 33066-2026 tillsynsbegäran.docx
@@ -783,7 +783,7 @@
     <w:r>
       <w:tab/>
       <w:tab/>
-      <w:t>2026-09-29</w:t>
+      <w:t>2026-09-30</w:t>
       <w:br/>
       <w:br/>
     </w:r>

--- a/tillsyn/A 33066-2026 tillsynsbegäran.docx
+++ b/tillsyn/A 33066-2026 tillsynsbegäran.docx
@@ -783,7 +783,7 @@
     <w:r>
       <w:tab/>
       <w:tab/>
-      <w:t>2026-09-30</w:t>
+      <w:t>2026-10-01</w:t>
       <w:br/>
       <w:br/>
     </w:r>

--- a/tillsyn/A 33066-2026 tillsynsbegäran.docx
+++ b/tillsyn/A 33066-2026 tillsynsbegäran.docx
@@ -783,7 +783,7 @@
     <w:r>
       <w:tab/>
       <w:tab/>
-      <w:t>2026-10-01</w:t>
+      <w:t>2026-10-02</w:t>
       <w:br/>
       <w:br/>
     </w:r>

--- a/tillsyn/A 33066-2026 tillsynsbegäran.docx
+++ b/tillsyn/A 33066-2026 tillsynsbegäran.docx
@@ -783,7 +783,7 @@
     <w:r>
       <w:tab/>
       <w:tab/>
-      <w:t>2026-10-02</w:t>
+      <w:t>2026-10-03</w:t>
       <w:br/>
       <w:br/>
     </w:r>

--- a/tillsyn/A 33066-2026 tillsynsbegäran.docx
+++ b/tillsyn/A 33066-2026 tillsynsbegäran.docx
@@ -783,7 +783,7 @@
     <w:r>
       <w:tab/>
       <w:tab/>
-      <w:t>2026-10-03</w:t>
+      <w:t>2026-10-04</w:t>
       <w:br/>
       <w:br/>
     </w:r>

--- a/tillsyn/A 33066-2026 tillsynsbegäran.docx
+++ b/tillsyn/A 33066-2026 tillsynsbegäran.docx
@@ -783,7 +783,7 @@
     <w:r>
       <w:tab/>
       <w:tab/>
-      <w:t>2026-10-04</w:t>
+      <w:t>2026-10-05</w:t>
       <w:br/>
       <w:br/>
     </w:r>

--- a/tillsyn/A 33066-2026 tillsynsbegäran.docx
+++ b/tillsyn/A 33066-2026 tillsynsbegäran.docx
@@ -783,7 +783,7 @@
     <w:r>
       <w:tab/>
       <w:tab/>
-      <w:t>2026-10-05</w:t>
+      <w:t>2026-10-06</w:t>
       <w:br/>
       <w:br/>
     </w:r>

--- a/tillsyn/A 33066-2026 tillsynsbegäran.docx
+++ b/tillsyn/A 33066-2026 tillsynsbegäran.docx
@@ -783,7 +783,7 @@
     <w:r>
       <w:tab/>
       <w:tab/>
-      <w:t>2026-10-06</w:t>
+      <w:t>2026-10-07</w:t>
       <w:br/>
       <w:br/>
     </w:r>

--- a/tillsyn/A 33066-2026 tillsynsbegäran.docx
+++ b/tillsyn/A 33066-2026 tillsynsbegäran.docx
@@ -783,7 +783,7 @@
     <w:r>
       <w:tab/>
       <w:tab/>
-      <w:t>2026-10-07</w:t>
+      <w:t>2026-10-08</w:t>
       <w:br/>
       <w:br/>
     </w:r>

--- a/tillsyn/A 33066-2026 tillsynsbegäran.docx
+++ b/tillsyn/A 33066-2026 tillsynsbegäran.docx
@@ -783,7 +783,7 @@
     <w:r>
       <w:tab/>
       <w:tab/>
-      <w:t>2026-10-08</w:t>
+      <w:t>2026-10-09</w:t>
       <w:br/>
       <w:br/>
     </w:r>

--- a/tillsyn/A 33066-2026 tillsynsbegäran.docx
+++ b/tillsyn/A 33066-2026 tillsynsbegäran.docx
@@ -783,7 +783,7 @@
     <w:r>
       <w:tab/>
       <w:tab/>
-      <w:t>2026-10-09</w:t>
+      <w:t>2026-10-10</w:t>
       <w:br/>
       <w:br/>
     </w:r>

--- a/tillsyn/A 33066-2026 tillsynsbegäran.docx
+++ b/tillsyn/A 33066-2026 tillsynsbegäran.docx
@@ -783,7 +783,7 @@
     <w:r>
       <w:tab/>
       <w:tab/>
-      <w:t>2026-10-10</w:t>
+      <w:t>2026-10-11</w:t>
       <w:br/>
       <w:br/>
     </w:r>

--- a/tillsyn/A 33066-2026 tillsynsbegäran.docx
+++ b/tillsyn/A 33066-2026 tillsynsbegäran.docx
@@ -783,7 +783,7 @@
     <w:r>
       <w:tab/>
       <w:tab/>
-      <w:t>2026-10-11</w:t>
+      <w:t>2026-10-12</w:t>
       <w:br/>
       <w:br/>
     </w:r>

--- a/tillsyn/A 33066-2026 tillsynsbegäran.docx
+++ b/tillsyn/A 33066-2026 tillsynsbegäran.docx
@@ -783,7 +783,7 @@
     <w:r>
       <w:tab/>
       <w:tab/>
-      <w:t>2026-10-12</w:t>
+      <w:t>2026-10-13</w:t>
       <w:br/>
       <w:br/>
     </w:r>

--- a/tillsyn/A 33066-2026 tillsynsbegäran.docx
+++ b/tillsyn/A 33066-2026 tillsynsbegäran.docx
@@ -783,7 +783,7 @@
     <w:r>
       <w:tab/>
       <w:tab/>
-      <w:t>2026-10-13</w:t>
+      <w:t>2026-10-14</w:t>
       <w:br/>
       <w:br/>
     </w:r>

--- a/tillsyn/A 33066-2026 tillsynsbegäran.docx
+++ b/tillsyn/A 33066-2026 tillsynsbegäran.docx
@@ -783,7 +783,7 @@
     <w:r>
       <w:tab/>
       <w:tab/>
-      <w:t>2026-10-14</w:t>
+      <w:t>2026-10-15</w:t>
       <w:br/>
       <w:br/>
     </w:r>

--- a/tillsyn/A 33066-2026 tillsynsbegäran.docx
+++ b/tillsyn/A 33066-2026 tillsynsbegäran.docx
@@ -783,7 +783,7 @@
     <w:r>
       <w:tab/>
       <w:tab/>
-      <w:t>2026-10-15</w:t>
+      <w:t>2026-10-16</w:t>
       <w:br/>
       <w:br/>
     </w:r>

--- a/tillsyn/A 33066-2026 tillsynsbegäran.docx
+++ b/tillsyn/A 33066-2026 tillsynsbegäran.docx
@@ -783,7 +783,7 @@
     <w:r>
       <w:tab/>
       <w:tab/>
-      <w:t>2026-10-16</w:t>
+      <w:t>2026-10-17</w:t>
       <w:br/>
       <w:br/>
     </w:r>

--- a/tillsyn/A 33066-2026 tillsynsbegäran.docx
+++ b/tillsyn/A 33066-2026 tillsynsbegäran.docx
@@ -783,7 +783,7 @@
     <w:r>
       <w:tab/>
       <w:tab/>
-      <w:t>2026-10-17</w:t>
+      <w:t>2026-10-18</w:t>
       <w:br/>
       <w:br/>
     </w:r>

--- a/tillsyn/A 33066-2026 tillsynsbegäran.docx
+++ b/tillsyn/A 33066-2026 tillsynsbegäran.docx
@@ -783,7 +783,7 @@
     <w:r>
       <w:tab/>
       <w:tab/>
-      <w:t>2026-10-18</w:t>
+      <w:t>2026-10-19</w:t>
       <w:br/>
       <w:br/>
     </w:r>

--- a/tillsyn/A 33066-2026 tillsynsbegäran.docx
+++ b/tillsyn/A 33066-2026 tillsynsbegäran.docx
@@ -783,7 +783,7 @@
     <w:r>
       <w:tab/>
       <w:tab/>
-      <w:t>2026-10-19</w:t>
+      <w:t>2026-10-20</w:t>
       <w:br/>
       <w:br/>
     </w:r>

--- a/tillsyn/A 33066-2026 tillsynsbegäran.docx
+++ b/tillsyn/A 33066-2026 tillsynsbegäran.docx
@@ -783,7 +783,7 @@
     <w:r>
       <w:tab/>
       <w:tab/>
-      <w:t>2026-10-20</w:t>
+      <w:t>2026-10-21</w:t>
       <w:br/>
       <w:br/>
     </w:r>

--- a/tillsyn/A 33066-2026 tillsynsbegäran.docx
+++ b/tillsyn/A 33066-2026 tillsynsbegäran.docx
@@ -783,7 +783,7 @@
     <w:r>
       <w:tab/>
       <w:tab/>
-      <w:t>2026-10-21</w:t>
+      <w:t>2026-10-22</w:t>
       <w:br/>
       <w:br/>
     </w:r>

--- a/tillsyn/A 33066-2026 tillsynsbegäran.docx
+++ b/tillsyn/A 33066-2026 tillsynsbegäran.docx
@@ -783,7 +783,7 @@
     <w:r>
       <w:tab/>
       <w:tab/>
-      <w:t>2026-10-22</w:t>
+      <w:t>2026-10-23</w:t>
       <w:br/>
       <w:br/>
     </w:r>

--- a/tillsyn/A 33066-2026 tillsynsbegäran.docx
+++ b/tillsyn/A 33066-2026 tillsynsbegäran.docx
@@ -783,7 +783,7 @@
     <w:r>
       <w:tab/>
       <w:tab/>
-      <w:t>2026-10-23</w:t>
+      <w:t>2026-10-24</w:t>
       <w:br/>
       <w:br/>
     </w:r>

--- a/tillsyn/A 33066-2026 tillsynsbegäran.docx
+++ b/tillsyn/A 33066-2026 tillsynsbegäran.docx
@@ -783,7 +783,7 @@
     <w:r>
       <w:tab/>
       <w:tab/>
-      <w:t>2026-10-24</w:t>
+      <w:t>2026-10-25</w:t>
       <w:br/>
       <w:br/>
     </w:r>

--- a/tillsyn/A 33066-2026 tillsynsbegäran.docx
+++ b/tillsyn/A 33066-2026 tillsynsbegäran.docx
@@ -783,7 +783,7 @@
     <w:r>
       <w:tab/>
       <w:tab/>
-      <w:t>2026-10-25</w:t>
+      <w:t>2026-10-26</w:t>
       <w:br/>
       <w:br/>
     </w:r>

--- a/tillsyn/A 33066-2026 tillsynsbegäran.docx
+++ b/tillsyn/A 33066-2026 tillsynsbegäran.docx
@@ -22,7 +22,7 @@
       <w:r>
         <w:drawing>
           <wp:inline xmlns:a="http://schemas.openxmlformats.org/drawingml/2006/main" xmlns:pic="http://schemas.openxmlformats.org/drawingml/2006/picture">
-            <wp:extent cx="5486400" cy="5635519"/>
+            <wp:extent cx="5486400" cy="5295331"/>
             <wp:docPr id="1" name="Picture 1"/>
             <wp:cNvGraphicFramePr>
               <a:graphicFrameLocks noChangeAspect="1"/>
@@ -43,7 +43,7 @@
                   <pic:spPr>
                     <a:xfrm>
                       <a:off x="0" y="0"/>
-                      <a:ext cx="5486400" cy="5635519"/>
+                      <a:ext cx="5486400" cy="5295331"/>
                     </a:xfrm>
                     <a:prstGeom prst="rect"/>
                   </pic:spPr>
@@ -65,7 +65,7 @@
     </w:p>
     <w:p>
       <w:r>
-        <w:t>I och inom 19 meter från avverkningsanmälan finns fynd av 5 naturvårdsarter, varav 2 är rödlistade, 1 är fridlyst, 5 är typiska (T) och 2 är signalarter (S): garnlav (VU, T), tallticka (NT, T), grovticka (S, T), vedticka (S, T) och tjäder (T, §4). Se Figur 1.</w:t>
+        <w:t>I och inom 19 meter från avverkningsanmälan finns fynd av 11 naturvårdsarter, varav 7 är rödlistade, 1 är fridlyst, 9 är typiska (T) och 3 är signalarter (S): garnlav (VU, T), kortskaftad ärgspik (NT), motaggsvamp (NT, T), tallticka (NT, T), ullticka (NT, T), vaddporing (NT), vedskivlav (NT, T), bronshjon (S, T), grovticka (S, T), vedticka (S, T) och tjäder (T, §4). Se Figur 1.</w:t>
       </w:r>
     </w:p>
     <w:p>
@@ -138,6 +138,37 @@
         <w:rPr>
           <w:b/>
         </w:rPr>
+        <w:t>Kortskaftad ärgspik (NT)</w:t>
+      </w:r>
+      <w:r>
+        <w:t xml:space="preserve"> förekommer i barrträdsdominerade skogar och växer nästan uteslutande på tallved. Den föredrar gamla högstubbar i fuktig och halvöppen miljö, t.ex. i myrkanter, sumpskog och brandpräglad skog. Arten indikerar kontinuerlig tillgång till gamla högstubbar i kombination med hög och jämn luftfuktighet. Skogsbruk på lokaler med kortskaftad ärgspik utgör ett hot. På lång sikt bildas färre lämpliga substrat än vad som försvinner. Avverkning av barrträdsdominerade bestånd av naturskogskaraktär utgör ett långsiktigt hot. Naturskogsartade bestånd med riklig förekomst av gamla och grova tallhögstubbar bör undantas från skogsbruk (SLU Artdatabanken, 2024).</w:t>
+      </w:r>
+    </w:p>
+    <w:p>
+      <w:r>
+        <w:rPr>
+          <w:b/>
+        </w:rPr>
+        <w:t xml:space="preserve">Motaggsvamp (NT) </w:t>
+      </w:r>
+      <w:r>
+        <w:t xml:space="preserve">bildar mykorrhiza med tall i tallskog och hittas huvudsakligen i äldre, glesare skogsbestånd och hällmarksimpediment. Arten hotas främst av skogsavverkning och tycks försvinna efter slutavverkning, markberedning och plantering. Motaggsvamp är typisk art för </w:t>
+      </w:r>
+      <w:r>
+        <w:rPr>
+          <w:i/>
+        </w:rPr>
+        <w:t>9010 Taiga</w:t>
+      </w:r>
+      <w:r>
+        <w:t xml:space="preserve"> (SLU Artdatabanken, 2024).</w:t>
+      </w:r>
+    </w:p>
+    <w:p>
+      <w:r>
+        <w:rPr>
+          <w:b/>
+        </w:rPr>
         <w:t xml:space="preserve">Tallticka (NT) </w:t>
       </w:r>
       <w:r>
@@ -160,6 +191,113 @@
       </w:r>
       <w:r>
         <w:t xml:space="preserve"> (SLU Artdatabanken, 2023; Nitare &amp; Skogsstyrelsen, 2019).</w:t>
+      </w:r>
+    </w:p>
+    <w:p>
+      <w:r>
+        <w:rPr>
+          <w:b/>
+        </w:rPr>
+        <w:t>Ullticka (NT)</w:t>
+      </w:r>
+      <w:r>
+        <w:t xml:space="preserve"> är knuten till restbestånd av barrnaturskog och förekommer med ett tydligt optimum i orörda eller måttligt påverkade gamla granskogar där det föreligger viss kontinuitet av grov död ved. Ullticka är en bra signalart inom hela sitt utbredningsområde och i södra Sverige är den sällsynt och en god signalart för skyddsvärda granskogsmiljöer. Den hotas av avverkning och fragmentering av naturskog och äldre granskog med lång trädkontinuitet. På ullticka kan ibland ulltickeporing (VU) påträffas - det är en sällsynt ticka som nyligen delats upp i de tre olika arterna ulltickeporing </w:t>
+      </w:r>
+      <w:r>
+        <w:rPr>
+          <w:i/>
+        </w:rPr>
+        <w:t xml:space="preserve">Skeletocutis brevispora </w:t>
+      </w:r>
+      <w:r>
+        <w:t>(VU)</w:t>
+      </w:r>
+      <w:r>
+        <w:rPr>
+          <w:i/>
+        </w:rPr>
+        <w:t>, Skeletocutis delicata</w:t>
+      </w:r>
+      <w:r>
+        <w:t xml:space="preserve"> (VU)</w:t>
+      </w:r>
+      <w:r>
+        <w:rPr>
+          <w:i/>
+        </w:rPr>
+        <w:t xml:space="preserve"> och Skeletocutis exilis</w:t>
+      </w:r>
+      <w:r>
+        <w:t xml:space="preserve"> (NT). Ullticka är typisk art för </w:t>
+      </w:r>
+      <w:r>
+        <w:rPr>
+          <w:i/>
+        </w:rPr>
+        <w:t xml:space="preserve">9010 Taiga, 9050 Näringsrik granskog </w:t>
+      </w:r>
+      <w:r>
+        <w:t xml:space="preserve">och </w:t>
+      </w:r>
+      <w:r>
+        <w:rPr>
+          <w:i/>
+        </w:rPr>
+        <w:t>9030 Landhöjningsskog</w:t>
+      </w:r>
+      <w:r>
+        <w:t xml:space="preserve"> (SLU Artdatabanken, 2026; Nitare &amp; Skogsstyrelsen, 2019; Miettinen &amp; Niemelä, 2018).</w:t>
+      </w:r>
+    </w:p>
+    <w:p>
+      <w:r>
+        <w:rPr>
+          <w:b/>
+        </w:rPr>
+        <w:t xml:space="preserve">Vaddporing (NT) </w:t>
+      </w:r>
+      <w:r>
+        <w:t>är en brunrötande vednedbrytare som hittas på undersidan av liggande murken tallved i olika former. Substratet utgörs framför allt av den typ av hård, kådimpregnerad och ofta kolad tallved som skapas i brandpräglad skog. Vedtypen nybildas i mycket liten omfattning och det är sannolikt att arten upplever en utdöendeskuld. För att garantera artens fortlevnad bör man både säkra att artens växtplatser hålls intakta samt att långsiktigt säkerställa att ny ved tillkommer, allra helst i omedelbar anslutning till artens växtplatser. Skoglig gallring och annat uttag av virke innebär ett hot mot arten (SLU Artdatabanken, 2024).</w:t>
+      </w:r>
+    </w:p>
+    <w:p>
+      <w:r>
+        <w:rPr>
+          <w:b/>
+        </w:rPr>
+        <w:t>Vedskivlav (NT)</w:t>
+      </w:r>
+      <w:r>
+        <w:t xml:space="preserve"> växer på gammal, torr, exponerad, hård kärnved av framförallt tall i naturskogsartade bestånd. Avverkning av tallskog av naturskogskaraktär med spår av återkommande bränder är ett hot. Mängden lämplig ved att växa på för vedskivlav minskar, dels på grund av naturlig nedbrytning men framförallt på grund av att de förstörs i samband med slutavverkningar, gallringar och markberedning. Tall- och blandbarrskogar av naturskogskaraktär med spår av återkommande bränder bör skyddas. Vedskivlav är typisk art för </w:t>
+      </w:r>
+      <w:r>
+        <w:rPr>
+          <w:i/>
+        </w:rPr>
+        <w:t>9010 Taiga</w:t>
+      </w:r>
+      <w:r>
+        <w:t xml:space="preserve"> (SLU Artdatabanken, 2024).</w:t>
+      </w:r>
+    </w:p>
+    <w:p>
+      <w:r>
+        <w:rPr>
+          <w:b/>
+        </w:rPr>
+        <w:t>Bronshjon</w:t>
+      </w:r>
+      <w:r>
+        <w:t xml:space="preserve"> är en skalbagge vars larvutveckling sker under grov bark på stammar av döda eller döende barrträd, främst gran, i mindre omfattning tall. Arten är knuten till äldre, naturskogslik granskog med inslag av torkande träd. Bronshjon är typisk art för </w:t>
+      </w:r>
+      <w:r>
+        <w:rPr>
+          <w:i/>
+        </w:rPr>
+        <w:t>9010 Taiga</w:t>
+      </w:r>
+      <w:r>
+        <w:t xml:space="preserve"> (SLU Artdatabanken, 2025).</w:t>
       </w:r>
     </w:p>
     <w:p>
@@ -268,7 +406,7 @@
     </w:p>
     <w:p>
       <w:r>
-        <w:t>Följande typiska arter har sina livsmiljöer och växtplatser i den avverkningsanmälda skogen: garnlav (VU, T), tallticka (NT, T), grovticka (S, T), vedticka (S, T) och tjäder (T, §4).</w:t>
+        <w:t>Följande typiska arter har sina livsmiljöer och växtplatser i den avverkningsanmälda skogen: garnlav (VU, T), motaggsvamp (NT, T), tallticka (NT, T), ullticka (NT, T), vedskivlav (NT, T), bronshjon (S, T), grovticka (S, T), vedticka (S, T) och tjäder (T, §4).</w:t>
       </w:r>
     </w:p>
     <w:p>
@@ -783,7 +921,7 @@
     <w:r>
       <w:tab/>
       <w:tab/>
-      <w:t>2026-10-26</w:t>
+      <w:t>2026-10-27</w:t>
       <w:br/>
       <w:br/>
     </w:r>

--- a/tillsyn/A 33066-2026 tillsynsbegäran.docx
+++ b/tillsyn/A 33066-2026 tillsynsbegäran.docx
@@ -921,7 +921,7 @@
     <w:r>
       <w:tab/>
       <w:tab/>
-      <w:t>2026-10-27</w:t>
+      <w:t>2026-10-28</w:t>
       <w:br/>
       <w:br/>
     </w:r>

--- a/tillsyn/A 33066-2026 tillsynsbegäran.docx
+++ b/tillsyn/A 33066-2026 tillsynsbegäran.docx
@@ -921,7 +921,7 @@
     <w:r>
       <w:tab/>
       <w:tab/>
-      <w:t>2026-10-28</w:t>
+      <w:t>2026-10-29</w:t>
       <w:br/>
       <w:br/>
     </w:r>

--- a/tillsyn/A 33066-2026 tillsynsbegäran.docx
+++ b/tillsyn/A 33066-2026 tillsynsbegäran.docx
@@ -921,7 +921,7 @@
     <w:r>
       <w:tab/>
       <w:tab/>
-      <w:t>2026-10-29</w:t>
+      <w:t>2026-10-31</w:t>
       <w:br/>
       <w:br/>
     </w:r>
